--- a/Documentation.docx
+++ b/Documentation.docx
@@ -19000,43 +19000,11 @@
         <w:pStyle w:val="Heading1"/>
       </w:pPr>
       <w:r>
+        <w:lastRenderedPageBreak/>
         <w:t xml:space="preserve">Entity-Relationship [ER] </w:t>
       </w:r>
       <w:r>
         <w:t xml:space="preserve">Diagram </w:t>
-      </w:r>
-    </w:p>
-    <w:p/>
-    <w:p/>
-    <w:p>
-      <w:pPr>
-        <w:pStyle w:val="Heading1"/>
-      </w:pPr>
-      <w:r>
-        <w:lastRenderedPageBreak/>
-        <w:t>UML Class</w:t>
-      </w:r>
-      <w:r>
-        <w:t xml:space="preserve"> Diagram</w:t>
-      </w:r>
-    </w:p>
-    <w:p>
-      <w:pPr>
-        <w:pStyle w:val="Heading1"/>
-      </w:pPr>
-      <w:r>
-        <w:t>Activity</w:t>
-      </w:r>
-      <w:r>
-        <w:t xml:space="preserve"> Diagram</w:t>
-      </w:r>
-    </w:p>
-    <w:p>
-      <w:pPr>
-        <w:pStyle w:val="Heading1"/>
-      </w:pPr>
-      <w:r>
-        <w:t>Sequence Diagram</w:t>
       </w:r>
     </w:p>
     <w:p>
@@ -20272,7 +20240,7 @@
             <w:sz w:val="24"/>
             <w:szCs w:val="24"/>
           </w:rPr>
-          <w:t>28</w:t>
+          <w:t>24</w:t>
         </w:r>
         <w:r>
           <w:rPr>
